--- a/docs/lista_louvores/Textos_Louvores/A VOZ DO SENHOR.docx
+++ b/docs/lista_louvores/Textos_Louvores/A VOZ DO SENHOR.docx
@@ -4,410 +4,230 @@
   <w:body>
     <w:p>
       <w:pPr>
-        <w:pStyle w:val="PargrafodaLista"/>
-        <w:numPr>
-          <w:ilvl w:val="0"/>
-          <w:numId w:val="1"/>
-        </w:numPr>
-        <w:autoSpaceDE w:val="0"/>
-        <w:autoSpaceDN w:val="0"/>
-        <w:adjustRightInd w:val="0"/>
-        <w:spacing w:before="80" w:after="120" w:line="240" w:lineRule="auto"/>
-        <w:ind w:left="0" w:firstLine="0"/>
-        <w:contextualSpacing w:val="0"/>
-        <w:jc w:val="both"/>
-        <w:rPr>
-          <w:rFonts w:ascii="Times New Roman" w:hAnsi="Times New Roman" w:cs="Times New Roman"/>
-          <w:bCs/>
-          <w:color w:val="000000"/>
-          <w:sz w:val="28"/>
-          <w:szCs w:val="28"/>
-        </w:rPr>
+        <w:pStyle w:val="Ttulo1"/>
       </w:pPr>
       <w:r>
-        <w:rPr>
-          <w:rFonts w:ascii="Times New Roman" w:hAnsi="Times New Roman" w:cs="Times New Roman"/>
-          <w:bCs/>
-          <w:color w:val="000000"/>
-          <w:sz w:val="28"/>
-          <w:szCs w:val="28"/>
-        </w:rPr>
-        <w:t>A voz do Senhor</w:t>
+        <w:t>A VOZ DO SENHOR</w:t>
       </w:r>
     </w:p>
     <w:p>
       <w:pPr>
-        <w:pStyle w:val="SemEspaamento"/>
-        <w:numPr>
-          <w:ilvl w:val="0"/>
-          <w:numId w:val="1"/>
-        </w:numPr>
-        <w:spacing w:before="0"/>
-        <w:ind w:left="357" w:hanging="357"/>
-        <w:rPr>
-          <w:rFonts w:ascii="Times New Roman" w:hAnsi="Times New Roman" w:cs="Times New Roman"/>
-          <w:sz w:val="24"/>
-          <w:szCs w:val="24"/>
-          <w:u w:val="none"/>
+        <w:rPr>
+          <w:rFonts w:ascii="Times New Roman" w:hAnsi="Times New Roman"/>
         </w:rPr>
       </w:pPr>
       <w:r>
         <w:rPr>
-          <w:rFonts w:ascii="Times New Roman" w:hAnsi="Times New Roman" w:cs="Times New Roman"/>
-          <w:sz w:val="24"/>
-          <w:szCs w:val="24"/>
-          <w:u w:val="none"/>
+          <w:rFonts w:ascii="Times New Roman" w:hAnsi="Times New Roman"/>
         </w:rPr>
         <w:t>Ouve-se a voz do Senhor</w:t>
       </w:r>
       <w:r>
         <w:rPr>
-          <w:rFonts w:ascii="Times New Roman" w:hAnsi="Times New Roman" w:cs="Times New Roman"/>
-          <w:sz w:val="24"/>
-          <w:szCs w:val="24"/>
-          <w:u w:val="none"/>
+          <w:rFonts w:ascii="Times New Roman" w:hAnsi="Times New Roman"/>
         </w:rPr>
         <w:br/>
+      </w:r>
+      <w:r>
+        <w:rPr>
+          <w:rFonts w:ascii="Times New Roman" w:hAnsi="Times New Roman"/>
+        </w:rPr>
         <w:t>Ouve-se a voz sobre as águas</w:t>
       </w:r>
       <w:r>
         <w:rPr>
-          <w:rFonts w:ascii="Times New Roman" w:hAnsi="Times New Roman" w:cs="Times New Roman"/>
-          <w:sz w:val="24"/>
-          <w:szCs w:val="24"/>
+          <w:rFonts w:ascii="Times New Roman" w:hAnsi="Times New Roman"/>
         </w:rPr>
         <w:br/>
       </w:r>
       <w:r>
         <w:rPr>
-          <w:rFonts w:ascii="Times New Roman" w:hAnsi="Times New Roman" w:cs="Times New Roman"/>
-          <w:sz w:val="24"/>
-          <w:szCs w:val="24"/>
-          <w:u w:val="none"/>
+          <w:rFonts w:ascii="Times New Roman" w:hAnsi="Times New Roman"/>
         </w:rPr>
         <w:t>Troveja o Deus da glória</w:t>
       </w:r>
       <w:r>
         <w:rPr>
-          <w:rFonts w:ascii="Times New Roman" w:hAnsi="Times New Roman" w:cs="Times New Roman"/>
-          <w:sz w:val="24"/>
-          <w:szCs w:val="24"/>
-          <w:u w:val="none"/>
+          <w:rFonts w:ascii="Times New Roman" w:hAnsi="Times New Roman"/>
         </w:rPr>
         <w:br/>
-        <w:t>Troveja o Deus da glória (2</w:t>
-      </w:r>
-      <w:r>
-        <w:rPr>
-          <w:rFonts w:ascii="Times New Roman" w:hAnsi="Times New Roman" w:cs="Times New Roman"/>
-          <w:sz w:val="24"/>
-          <w:szCs w:val="24"/>
-        </w:rPr>
-        <w:t xml:space="preserve"> </w:t>
-      </w:r>
-      <w:r>
-        <w:rPr>
-          <w:rFonts w:ascii="Times New Roman" w:hAnsi="Times New Roman" w:cs="Times New Roman"/>
-          <w:sz w:val="24"/>
-          <w:szCs w:val="24"/>
-          <w:u w:val="none"/>
-        </w:rPr>
-        <w:t>X)</w:t>
+      </w:r>
+      <w:r>
+        <w:rPr>
+          <w:rFonts w:ascii="Times New Roman" w:hAnsi="Times New Roman"/>
+        </w:rPr>
+        <w:t>Troveja o Deus da glória (2 X)</w:t>
       </w:r>
     </w:p>
     <w:p>
       <w:pPr>
-        <w:pStyle w:val="SemEspaamento"/>
-        <w:numPr>
-          <w:ilvl w:val="0"/>
-          <w:numId w:val="1"/>
-        </w:numPr>
-        <w:spacing w:before="0"/>
-        <w:ind w:left="357" w:hanging="357"/>
-        <w:rPr>
-          <w:rFonts w:ascii="Times New Roman" w:hAnsi="Times New Roman" w:cs="Times New Roman"/>
-          <w:sz w:val="24"/>
-          <w:szCs w:val="24"/>
-          <w:u w:val="none"/>
+        <w:rPr>
+          <w:rFonts w:ascii="Times New Roman" w:hAnsi="Times New Roman"/>
         </w:rPr>
       </w:pPr>
       <w:r>
         <w:rPr>
-          <w:rFonts w:ascii="Times New Roman" w:hAnsi="Times New Roman" w:cs="Times New Roman"/>
-          <w:sz w:val="24"/>
-          <w:szCs w:val="24"/>
-          <w:u w:val="none"/>
-        </w:rPr>
-        <w:t>A voz do Senhor é poderosa</w:t>
-      </w:r>
-      <w:r>
-        <w:rPr>
-          <w:rFonts w:ascii="Times New Roman" w:hAnsi="Times New Roman" w:cs="Times New Roman"/>
-          <w:sz w:val="24"/>
-          <w:szCs w:val="24"/>
-          <w:u w:val="none"/>
+          <w:rFonts w:ascii="Times New Roman" w:hAnsi="Times New Roman"/>
+        </w:rPr>
+        <w:t>A</w:t>
+      </w:r>
+      <w:r>
+        <w:rPr>
+          <w:rFonts w:ascii="Times New Roman" w:hAnsi="Times New Roman"/>
+        </w:rPr>
+        <w:t xml:space="preserve"> voz do Senhor é poderosa</w:t>
+      </w:r>
+      <w:r>
+        <w:rPr>
+          <w:rFonts w:ascii="Times New Roman" w:hAnsi="Times New Roman"/>
         </w:rPr>
         <w:br/>
+      </w:r>
+      <w:r>
+        <w:rPr>
+          <w:rFonts w:ascii="Times New Roman" w:hAnsi="Times New Roman"/>
+        </w:rPr>
         <w:t>A voz do Senhor quebra os cedros</w:t>
+      </w:r>
+      <w:r>
+        <w:rPr>
+          <w:rFonts w:ascii="Times New Roman" w:hAnsi="Times New Roman"/>
+        </w:rPr>
+        <w:br/>
+      </w:r>
+      <w:r>
+        <w:rPr>
+          <w:rFonts w:ascii="Times New Roman" w:hAnsi="Times New Roman"/>
+        </w:rPr>
+        <w:t>Sim, o Senhor despedaça os cedros do Líbano</w:t>
       </w:r>
     </w:p>
     <w:p>
       <w:pPr>
-        <w:pStyle w:val="SemEspaamento"/>
-        <w:numPr>
-          <w:ilvl w:val="0"/>
-          <w:numId w:val="1"/>
-        </w:numPr>
-        <w:spacing w:before="0"/>
-        <w:ind w:left="357" w:hanging="357"/>
-        <w:rPr>
-          <w:rFonts w:ascii="Times New Roman" w:hAnsi="Times New Roman" w:cs="Times New Roman"/>
-          <w:sz w:val="24"/>
-          <w:szCs w:val="24"/>
-          <w:u w:val="none"/>
+        <w:rPr>
+          <w:rFonts w:ascii="Times New Roman" w:hAnsi="Times New Roman"/>
         </w:rPr>
       </w:pPr>
       <w:r>
         <w:rPr>
-          <w:rFonts w:ascii="Times New Roman" w:hAnsi="Times New Roman" w:cs="Times New Roman"/>
-          <w:sz w:val="24"/>
-          <w:szCs w:val="24"/>
-          <w:u w:val="none"/>
-        </w:rPr>
-        <w:t>Sim, o Senhor despedaça os cedros do Líbano</w:t>
+          <w:rFonts w:ascii="Times New Roman" w:hAnsi="Times New Roman"/>
+        </w:rPr>
+        <w:t>Despede chamas de fogo</w:t>
+      </w:r>
+      <w:r>
+        <w:rPr>
+          <w:rFonts w:ascii="Times New Roman" w:hAnsi="Times New Roman"/>
+        </w:rPr>
+        <w:br/>
+      </w:r>
+      <w:r>
+        <w:rPr>
+          <w:rFonts w:ascii="Times New Roman" w:hAnsi="Times New Roman"/>
+        </w:rPr>
+        <w:t>A Sua voz é majestosa</w:t>
+      </w:r>
+      <w:r>
+        <w:rPr>
+          <w:rFonts w:ascii="Times New Roman" w:hAnsi="Times New Roman"/>
+        </w:rPr>
+        <w:br/>
+      </w:r>
+      <w:r>
+        <w:rPr>
+          <w:rFonts w:ascii="Times New Roman" w:hAnsi="Times New Roman"/>
+        </w:rPr>
+        <w:t>Sim, o Senhor troveja sobre as muitas águas!</w:t>
       </w:r>
     </w:p>
     <w:p>
       <w:pPr>
-        <w:pStyle w:val="SemEspaamento"/>
-        <w:numPr>
-          <w:ilvl w:val="0"/>
-          <w:numId w:val="1"/>
-        </w:numPr>
-        <w:spacing w:before="0"/>
-        <w:ind w:left="357" w:hanging="357"/>
-        <w:rPr>
-          <w:rFonts w:ascii="Times New Roman" w:hAnsi="Times New Roman" w:cs="Times New Roman"/>
-          <w:sz w:val="24"/>
-          <w:szCs w:val="24"/>
-          <w:u w:val="none"/>
+        <w:rPr>
+          <w:rFonts w:ascii="Times New Roman" w:hAnsi="Times New Roman"/>
+          <w:b/>
+          <w:bCs/>
         </w:rPr>
       </w:pPr>
       <w:r>
         <w:rPr>
-          <w:rFonts w:ascii="Times New Roman" w:hAnsi="Times New Roman" w:cs="Times New Roman"/>
-          <w:sz w:val="24"/>
-          <w:szCs w:val="24"/>
-          <w:u w:val="none"/>
-        </w:rPr>
-        <w:t>Despede chamas de fogo</w:t>
-      </w:r>
-      <w:r>
-        <w:rPr>
-          <w:rFonts w:ascii="Times New Roman" w:hAnsi="Times New Roman" w:cs="Times New Roman"/>
-          <w:sz w:val="24"/>
-          <w:szCs w:val="24"/>
-          <w:u w:val="none"/>
-        </w:rPr>
-        <w:br/>
-        <w:t>A Sua voz é majestosa</w:t>
+          <w:rFonts w:ascii="Times New Roman" w:hAnsi="Times New Roman"/>
+          <w:b/>
+          <w:bCs/>
+        </w:rPr>
+        <w:t>[REPETE]</w:t>
       </w:r>
     </w:p>
     <w:p>
       <w:pPr>
-        <w:pStyle w:val="SemEspaamento"/>
-        <w:numPr>
-          <w:ilvl w:val="0"/>
-          <w:numId w:val="1"/>
-        </w:numPr>
-        <w:spacing w:before="0"/>
-        <w:ind w:left="357" w:hanging="357"/>
-        <w:rPr>
-          <w:rFonts w:ascii="Times New Roman" w:hAnsi="Times New Roman" w:cs="Times New Roman"/>
-          <w:sz w:val="24"/>
-          <w:szCs w:val="24"/>
-          <w:u w:val="none"/>
+        <w:rPr>
+          <w:rFonts w:ascii="Times New Roman" w:hAnsi="Times New Roman"/>
         </w:rPr>
       </w:pPr>
       <w:r>
         <w:rPr>
-          <w:rFonts w:ascii="Times New Roman" w:hAnsi="Times New Roman" w:cs="Times New Roman"/>
-          <w:sz w:val="24"/>
-          <w:szCs w:val="24"/>
-          <w:u w:val="none"/>
-        </w:rPr>
-        <w:t>Sim, o Senhor troveja sobre as muitas águas!</w:t>
+          <w:rFonts w:ascii="Times New Roman" w:hAnsi="Times New Roman"/>
+        </w:rPr>
+        <w:t>A voz do Senhor é poderosa</w:t>
+      </w:r>
+      <w:r>
+        <w:rPr>
+          <w:rFonts w:ascii="Times New Roman" w:hAnsi="Times New Roman"/>
+        </w:rPr>
+        <w:br/>
+      </w:r>
+      <w:r>
+        <w:rPr>
+          <w:rFonts w:ascii="Times New Roman" w:hAnsi="Times New Roman"/>
+        </w:rPr>
+        <w:t>A voz do Senhor quebra os cedros</w:t>
+      </w:r>
+      <w:r>
+        <w:rPr>
+          <w:rFonts w:ascii="Times New Roman" w:hAnsi="Times New Roman"/>
+        </w:rPr>
+        <w:br/>
+      </w:r>
+      <w:r>
+        <w:rPr>
+          <w:rFonts w:ascii="Times New Roman" w:hAnsi="Times New Roman"/>
+        </w:rPr>
+        <w:t>Sim, o Senhor despedaça os cedros do Líbano</w:t>
       </w:r>
     </w:p>
     <w:p>
       <w:pPr>
-        <w:pStyle w:val="SemEspaamento"/>
-        <w:numPr>
-          <w:ilvl w:val="0"/>
-          <w:numId w:val="1"/>
-        </w:numPr>
-        <w:spacing w:before="0"/>
-        <w:ind w:left="357" w:hanging="357"/>
-        <w:rPr>
-          <w:rFonts w:ascii="Times New Roman" w:hAnsi="Times New Roman" w:cs="Times New Roman"/>
-          <w:b/>
-          <w:bCs/>
-          <w:sz w:val="24"/>
-          <w:szCs w:val="24"/>
-          <w:u w:val="none"/>
+        <w:rPr>
+          <w:rFonts w:ascii="Times New Roman" w:hAnsi="Times New Roman"/>
         </w:rPr>
       </w:pPr>
       <w:r>
         <w:rPr>
-          <w:rFonts w:ascii="Times New Roman" w:hAnsi="Times New Roman" w:cs="Times New Roman"/>
-          <w:b/>
-          <w:bCs/>
-          <w:sz w:val="24"/>
-          <w:szCs w:val="24"/>
-          <w:u w:val="none"/>
-        </w:rPr>
-        <w:t>[REPETE]</w:t>
-      </w:r>
-    </w:p>
-    <w:p>
-      <w:pPr>
-        <w:pStyle w:val="SemEspaamento"/>
-        <w:numPr>
-          <w:ilvl w:val="0"/>
-          <w:numId w:val="1"/>
-        </w:numPr>
-        <w:spacing w:before="0"/>
-        <w:ind w:left="357" w:hanging="357"/>
-        <w:rPr>
-          <w:rFonts w:ascii="Times New Roman" w:hAnsi="Times New Roman" w:cs="Times New Roman"/>
-          <w:sz w:val="24"/>
-          <w:szCs w:val="24"/>
-          <w:u w:val="none"/>
-        </w:rPr>
-      </w:pPr>
-      <w:r>
-        <w:rPr>
-          <w:rFonts w:ascii="Times New Roman" w:hAnsi="Times New Roman" w:cs="Times New Roman"/>
-          <w:sz w:val="24"/>
-          <w:szCs w:val="24"/>
-          <w:u w:val="none"/>
-        </w:rPr>
-        <w:t>A voz do Senhor é poderosa</w:t>
-      </w:r>
-      <w:r>
-        <w:rPr>
-          <w:rFonts w:ascii="Times New Roman" w:hAnsi="Times New Roman" w:cs="Times New Roman"/>
-          <w:sz w:val="24"/>
-          <w:szCs w:val="24"/>
-          <w:u w:val="none"/>
+          <w:rFonts w:ascii="Times New Roman" w:hAnsi="Times New Roman"/>
+        </w:rPr>
+        <w:t>Despede chamas de fogo</w:t>
+      </w:r>
+      <w:r>
+        <w:rPr>
+          <w:rFonts w:ascii="Times New Roman" w:hAnsi="Times New Roman"/>
         </w:rPr>
         <w:br/>
-        <w:t>A voz do Senhor quebra os cedros</w:t>
-      </w:r>
-    </w:p>
-    <w:p>
-      <w:pPr>
-        <w:pStyle w:val="SemEspaamento"/>
-        <w:numPr>
-          <w:ilvl w:val="0"/>
-          <w:numId w:val="1"/>
-        </w:numPr>
-        <w:spacing w:before="0"/>
-        <w:ind w:left="357" w:hanging="357"/>
-        <w:rPr>
-          <w:rFonts w:ascii="Times New Roman" w:hAnsi="Times New Roman" w:cs="Times New Roman"/>
-          <w:sz w:val="24"/>
-          <w:szCs w:val="24"/>
-          <w:u w:val="none"/>
-        </w:rPr>
-      </w:pPr>
-      <w:r>
-        <w:rPr>
-          <w:rFonts w:ascii="Times New Roman" w:hAnsi="Times New Roman" w:cs="Times New Roman"/>
-          <w:sz w:val="24"/>
-          <w:szCs w:val="24"/>
-          <w:u w:val="none"/>
-        </w:rPr>
-        <w:t>Sim, o Senhor despedaça os cedros do Líbano</w:t>
-      </w:r>
-    </w:p>
-    <w:p>
-      <w:pPr>
-        <w:pStyle w:val="SemEspaamento"/>
-        <w:numPr>
-          <w:ilvl w:val="0"/>
-          <w:numId w:val="1"/>
-        </w:numPr>
-        <w:spacing w:before="0"/>
-        <w:ind w:left="357" w:hanging="357"/>
-        <w:rPr>
-          <w:rFonts w:ascii="Times New Roman" w:hAnsi="Times New Roman" w:cs="Times New Roman"/>
-          <w:sz w:val="24"/>
-          <w:szCs w:val="24"/>
-          <w:u w:val="none"/>
-        </w:rPr>
-      </w:pPr>
-      <w:r>
-        <w:rPr>
-          <w:rFonts w:ascii="Times New Roman" w:hAnsi="Times New Roman" w:cs="Times New Roman"/>
-          <w:sz w:val="24"/>
-          <w:szCs w:val="24"/>
-          <w:u w:val="none"/>
-        </w:rPr>
-        <w:t>Despede chamas de fogo</w:t>
-      </w:r>
-      <w:r>
-        <w:rPr>
-          <w:rFonts w:ascii="Times New Roman" w:hAnsi="Times New Roman" w:cs="Times New Roman"/>
-          <w:sz w:val="24"/>
-          <w:szCs w:val="24"/>
-          <w:u w:val="none"/>
+      </w:r>
+      <w:r>
+        <w:rPr>
+          <w:rFonts w:ascii="Times New Roman" w:hAnsi="Times New Roman"/>
+        </w:rPr>
+        <w:t>A Sua voz é majestosa</w:t>
+      </w:r>
+      <w:r>
+        <w:rPr>
+          <w:rFonts w:ascii="Times New Roman" w:hAnsi="Times New Roman"/>
         </w:rPr>
         <w:br/>
-        <w:t>A Sua voz é majestosa</w:t>
-      </w:r>
-    </w:p>
-    <w:p>
-      <w:pPr>
-        <w:pStyle w:val="SemEspaamento"/>
-        <w:numPr>
-          <w:ilvl w:val="0"/>
-          <w:numId w:val="1"/>
-        </w:numPr>
-        <w:spacing w:before="0"/>
-        <w:ind w:left="357" w:hanging="357"/>
-        <w:rPr>
-          <w:rFonts w:ascii="Times New Roman" w:hAnsi="Times New Roman" w:cs="Times New Roman"/>
-          <w:sz w:val="24"/>
-          <w:szCs w:val="24"/>
-          <w:u w:val="none"/>
-        </w:rPr>
-      </w:pPr>
-      <w:r>
-        <w:rPr>
-          <w:rFonts w:ascii="Times New Roman" w:hAnsi="Times New Roman" w:cs="Times New Roman"/>
-          <w:sz w:val="24"/>
-          <w:szCs w:val="24"/>
-          <w:u w:val="none"/>
-        </w:rPr>
-        <w:t>Sim, o Senhor troveja sobre as muitas águas (2</w:t>
-      </w:r>
-      <w:r>
-        <w:rPr>
-          <w:rFonts w:ascii="Times New Roman" w:hAnsi="Times New Roman" w:cs="Times New Roman"/>
-          <w:sz w:val="24"/>
-          <w:szCs w:val="24"/>
-        </w:rPr>
-        <w:t xml:space="preserve"> </w:t>
-      </w:r>
-      <w:r>
-        <w:rPr>
-          <w:rFonts w:ascii="Times New Roman" w:hAnsi="Times New Roman" w:cs="Times New Roman"/>
-          <w:sz w:val="24"/>
-          <w:szCs w:val="24"/>
-          <w:u w:val="none"/>
-        </w:rPr>
-        <w:t>X)</w:t>
+      </w:r>
+      <w:r>
+        <w:rPr>
+          <w:rFonts w:ascii="Times New Roman" w:hAnsi="Times New Roman"/>
+        </w:rPr>
+        <w:t>Sim, o Senhor troveja sobre as muitas águas (2 X)</w:t>
       </w:r>
     </w:p>
     <w:p>
